--- a/immigration/ram_eb1a/papers/paper8_toxiq_toxicology_rcm_corrected.docx
+++ b/immigration/ram_eb1a/papers/paper8_toxiq_toxicology_rcm_corrected.docx
@@ -2,7 +2,7 @@
 <file path=word/document.xml><?xml version="1.0" encoding="utf-8"?>
 <w:document xmlns:w="http://schemas.openxmlformats.org/wordprocessingml/2006/main" xmlns:m="http://schemas.openxmlformats.org/officeDocument/2006/math" xmlns:r="http://schemas.openxmlformats.org/officeDocument/2006/relationships" xmlns:o="urn:schemas-microsoft-com:office:office" xmlns:v="urn:schemas-microsoft-com:vml" xmlns:w10="urn:schemas-microsoft-com:office:word" xmlns:a="http://schemas.openxmlformats.org/drawingml/2006/main" xmlns:pic="http://schemas.openxmlformats.org/drawingml/2006/picture" xmlns:wp="http://schemas.openxmlformats.org/drawingml/2006/wordprocessingDrawing">
   <w:body>
-    <w:bookmarkStart w:id="53" w:name="Xd46ba96666dd4880df90e37f68c63982a5cf22b"/>
+    <w:bookmarkStart w:id="56" w:name="Xd46ba96666dd4880df90e37f68c63982a5cf22b"/>
     <w:p>
       <w:pPr>
         <w:pStyle w:val="Heading1"/>
@@ -556,7 +556,7 @@
     </w:p>
     <w:bookmarkEnd w:id="30"/>
     <w:bookmarkEnd w:id="31"/>
-    <w:bookmarkStart w:id="36" w:name="architecture-and-methods"/>
+    <w:bookmarkStart w:id="39" w:name="architecture-and-methods"/>
     <w:p>
       <w:pPr>
         <w:pStyle w:val="Heading2"/>
@@ -565,7 +565,7 @@
         <w:t xml:space="preserve">3. Architecture and Methods</w:t>
       </w:r>
     </w:p>
-    <w:bookmarkStart w:id="32" w:name="system-overview"/>
+    <w:bookmarkStart w:id="35" w:name="system-overview"/>
     <w:p>
       <w:pPr>
         <w:pStyle w:val="Heading3"/>
@@ -580,6 +580,61 @@
       </w:pPr>
       <w:r>
         <w:t xml:space="preserve">ToxIQ is a modular, three-layer AI system designed for integration with laboratory information management systems (LIMS) and billing platforms via FHIR R4 / HL7 v2 interfaces and EDI 835/837 transaction processing. Figure 1 illustrates the system architecture.</w:t>
+      </w:r>
+    </w:p>
+    <w:p>
+      <w:pPr>
+        <w:pStyle w:val="CaptionedFigure"/>
+      </w:pPr>
+      <w:r>
+        <w:drawing>
+          <wp:inline>
+            <wp:extent cx="5334000" cy="966265"/>
+            <wp:effectExtent b="0" l="0" r="0" t="0"/>
+            <wp:docPr descr="Figure 1: ToxIQ system architecture" title="" id="33" name="Picture"/>
+            <a:graphic>
+              <a:graphicData uri="http://schemas.openxmlformats.org/drawingml/2006/picture">
+                <pic:pic>
+                  <pic:nvPicPr>
+                    <pic:cNvPr descr="figures/paper8_figure1.png" id="34" name="Picture"/>
+                    <pic:cNvPicPr>
+                      <a:picLocks noChangeArrowheads="1" noChangeAspect="1"/>
+                    </pic:cNvPicPr>
+                  </pic:nvPicPr>
+                  <pic:blipFill>
+                    <a:blip r:embed="rId32"/>
+                    <a:stretch>
+                      <a:fillRect/>
+                    </a:stretch>
+                  </pic:blipFill>
+                  <pic:spPr bwMode="auto">
+                    <a:xfrm>
+                      <a:off x="0" y="0"/>
+                      <a:ext cx="5334000" cy="966265"/>
+                    </a:xfrm>
+                    <a:prstGeom prst="rect">
+                      <a:avLst/>
+                    </a:prstGeom>
+                    <a:noFill/>
+                    <a:ln w="9525">
+                      <a:noFill/>
+                      <a:headEnd/>
+                      <a:tailEnd/>
+                    </a:ln>
+                  </pic:spPr>
+                </pic:pic>
+              </a:graphicData>
+            </a:graphic>
+          </wp:inline>
+        </w:drawing>
+      </w:r>
+    </w:p>
+    <w:p>
+      <w:pPr>
+        <w:pStyle w:val="ImageCaption"/>
+      </w:pPr>
+      <w:r>
+        <w:t xml:space="preserve">Figure 1: ToxIQ system architecture</w:t>
       </w:r>
     </w:p>
     <w:p>
@@ -608,8 +663,8 @@
         <w:t xml:space="preserve">The system processes claims in two modes: (1) pre-submission compliance mode, in which a claim under construction passes through Layers 1 and 3 to identify compliance issues and denial risk before submission; and (2) denial recovery mode, in which a received denial (EDI 835 CO/PR/OA adjustment reason codes) triggers Layer 2 appeal brief generation anchored by Layer 1 policy context.</w:t>
       </w:r>
     </w:p>
-    <w:bookmarkEnd w:id="32"/>
-    <w:bookmarkStart w:id="33" w:name="Xdeb1220da0ca06adafccb564bac00adf4090536"/>
+    <w:bookmarkEnd w:id="35"/>
+    <w:bookmarkStart w:id="36" w:name="Xdeb1220da0ca06adafccb564bac00adf4090536"/>
     <w:p>
       <w:pPr>
         <w:pStyle w:val="Heading3"/>
@@ -698,8 +753,8 @@
         <w:t xml:space="preserve">For federally mandated workplace drug testing and SUD treatment program billing, SAMHSA guidelines specify chain-of-custody documentation requirements, specimen collection procedure standards, and reporting format requirements [6]. The engine encodes 89 rules governing SAMHSA compliance documentation, cross-referenced with CLIA proficiency testing requirements for the 80307 instrumented methodology.</w:t>
       </w:r>
     </w:p>
-    <w:bookmarkEnd w:id="33"/>
-    <w:bookmarkStart w:id="34" w:name="X3b1de134110eb578d5fd9fe74a2a46287482ddc"/>
+    <w:bookmarkEnd w:id="36"/>
+    <w:bookmarkStart w:id="37" w:name="X3b1de134110eb578d5fd9fe74a2a46287482ddc"/>
     <w:p>
       <w:pPr>
         <w:pStyle w:val="Heading3"/>
@@ -788,8 +843,8 @@
         <w:t xml:space="preserve">All generated appeal briefs are routed to a billing specialist for review before submission, consistent with Texas SB 1188 human oversight requirements. The system flags low-confidence briefs (those where the denial reason code does not map cleanly to the citation library) for elevated human review.</w:t>
       </w:r>
     </w:p>
-    <w:bookmarkEnd w:id="34"/>
-    <w:bookmarkStart w:id="35" w:name="X8e362ff719e446083d8715e90d3b3c36113686e"/>
+    <w:bookmarkEnd w:id="37"/>
+    <w:bookmarkStart w:id="38" w:name="X8e362ff719e446083d8715e90d3b3c36113686e"/>
     <w:p>
       <w:pPr>
         <w:pStyle w:val="Heading3"/>
@@ -885,9 +940,9 @@
         </w:pict>
       </w:r>
     </w:p>
-    <w:bookmarkEnd w:id="35"/>
-    <w:bookmarkEnd w:id="36"/>
-    <w:bookmarkStart w:id="42" w:name="results-and-evaluation"/>
+    <w:bookmarkEnd w:id="38"/>
+    <w:bookmarkEnd w:id="39"/>
+    <w:bookmarkStart w:id="45" w:name="results-and-evaluation"/>
     <w:p>
       <w:pPr>
         <w:pStyle w:val="Heading2"/>
@@ -896,7 +951,7 @@
         <w:t xml:space="preserve">4. Results and Evaluation</w:t>
       </w:r>
     </w:p>
-    <w:bookmarkStart w:id="37" w:name="evaluation-dataset-and-methodology"/>
+    <w:bookmarkStart w:id="40" w:name="evaluation-dataset-and-methodology"/>
     <w:p>
       <w:pPr>
         <w:pStyle w:val="Heading3"/>
@@ -921,8 +976,8 @@
         <w:t xml:space="preserve">Performance was compared against two benchmark conditions: (1) a general-purpose RCM AI system representative of the published Deep Claim architecture [3], applied to the same claim set without toxicology-specific feature engineering; and (2) a no-AI baseline representing current standard billing workflow at independent laboratories.</w:t>
       </w:r>
     </w:p>
-    <w:bookmarkEnd w:id="37"/>
-    <w:bookmarkStart w:id="38" w:name="layer-3-predictive-performance"/>
+    <w:bookmarkEnd w:id="40"/>
+    <w:bookmarkStart w:id="41" w:name="layer-3-predictive-performance"/>
     <w:p>
       <w:pPr>
         <w:pStyle w:val="Heading3"/>
@@ -947,8 +1002,8 @@
         <w:t xml:space="preserve">The most predictive features in Layer 3, by feature importance (Shapley value), were: (1) Layer 1 DEA documentation compliance flag; (2) CPT 80307 + confirmatory G-code combination without documented reflex testing criteria; (3) billing frequency vs. MAC LCD limit; (4) ordering provider specialty mismatch (e.g., emergency medicine ordering multi-class definitive testing); and (5) commercial payer identity (certain payers demonstrated systematic denial rates above 55% for multi-G-code submissions).</w:t>
       </w:r>
     </w:p>
-    <w:bookmarkEnd w:id="38"/>
-    <w:bookmarkStart w:id="39" w:name="layer-1-policy-compliance-accuracy"/>
+    <w:bookmarkEnd w:id="41"/>
+    <w:bookmarkStart w:id="42" w:name="layer-1-policy-compliance-accuracy"/>
     <w:p>
       <w:pPr>
         <w:pStyle w:val="Heading3"/>
@@ -965,8 +1020,8 @@
         <w:t xml:space="preserve">Layer 1 CPT code compliance accuracy — defined as the proportion of claims where the engine’s recommended CPT/G-code selection matched the ground-truth correct code combination as determined by retrospective expert audit — was 94.7%. The primary source of discordance (5.3%) was ambiguous methodology documentation in LIMS records, where the collecting facility’s documentation did not clearly specify the instrumented vs. non-instrumented methodology distinction required to differentiate 80306 from 80307. The general-purpose RCM AI benchmark achieved 71.4% CPT compliance accuracy on the same audit sample, reflecting the absence of toxicology-specific code selection logic.</w:t>
       </w:r>
     </w:p>
-    <w:bookmarkEnd w:id="39"/>
-    <w:bookmarkStart w:id="40" w:name="X39a9ea296b202f3340c2cd56ea8edc17b2e5bca"/>
+    <w:bookmarkEnd w:id="42"/>
+    <w:bookmarkStart w:id="43" w:name="X39a9ea296b202f3340c2cd56ea8edc17b2e5bca"/>
     <w:p>
       <w:pPr>
         <w:pStyle w:val="Heading3"/>
@@ -1572,8 +1627,8 @@
         <w:t xml:space="preserve">*Estimated from baseline denial rate in test set. †General-purpose RCM AI does not include appeal brief generation functionality. ‡Manual appeal brief preparation time from independent laboratory billing operations survey (n=12 laboratories). AUC-ROC: area under the receiver operating characteristic curve.</w:t>
       </w:r>
     </w:p>
-    <w:bookmarkEnd w:id="40"/>
-    <w:bookmarkStart w:id="41" w:name="financial-impact-projection"/>
+    <w:bookmarkEnd w:id="43"/>
+    <w:bookmarkStart w:id="44" w:name="financial-impact-projection"/>
     <w:p>
       <w:pPr>
         <w:pStyle w:val="Heading3"/>
@@ -1597,9 +1652,9 @@
         </w:pict>
       </w:r>
     </w:p>
-    <w:bookmarkEnd w:id="41"/>
-    <w:bookmarkEnd w:id="42"/>
-    <w:bookmarkStart w:id="49" w:name="discussion"/>
+    <w:bookmarkEnd w:id="44"/>
+    <w:bookmarkEnd w:id="45"/>
+    <w:bookmarkStart w:id="52" w:name="discussion"/>
     <w:p>
       <w:pPr>
         <w:pStyle w:val="Heading2"/>
@@ -1608,7 +1663,7 @@
         <w:t xml:space="preserve">5. Discussion</w:t>
       </w:r>
     </w:p>
-    <w:bookmarkStart w:id="43" w:name="X9a8875ac0b08fed6fc990cb2f11e1b816eea993"/>
+    <w:bookmarkStart w:id="46" w:name="X9a8875ac0b08fed6fc990cb2f11e1b816eea993"/>
     <w:p>
       <w:pPr>
         <w:pStyle w:val="Heading3"/>
@@ -1633,8 +1688,8 @@
         <w:t xml:space="preserve">The 23.3-percentage-point CPT compliance accuracy advantage (94.7% vs. 71.4%) similarly reflects the absence of toxicology-specific code selection logic in general-purpose systems. The 80305/80306/80307 distinction is a methodology question, not a pattern recognition question — it requires encoding the relationship between the laboratory’s testing instrument, the CLIA methodology designation, and the CPT code definition. This is exactly the class of knowledge that deterministic symbolic encoding handles reliably and that statistical models handle poorly in low-frequency edge cases.</w:t>
       </w:r>
     </w:p>
-    <w:bookmarkEnd w:id="43"/>
-    <w:bookmarkStart w:id="44" w:name="Xbc7c5fbbc38a1714ac70c726561718594305b7e"/>
+    <w:bookmarkEnd w:id="46"/>
+    <w:bookmarkStart w:id="47" w:name="Xbc7c5fbbc38a1714ac70c726561718594305b7e"/>
     <w:p>
       <w:pPr>
         <w:pStyle w:val="Heading3"/>
@@ -1659,8 +1714,8 @@
         <w:t xml:space="preserve">ToxIQ addresses this gap by bridging healthcare AI research with operational laboratory billing expertise. The DGP architecture’s design principle — that domain knowledge must be encoded before statistical learning can be applied — is particularly appropriate for a domain where the rules are well-specified and the primary failure mode is non-compliance with known requirements, not unknown pattern variability.</w:t>
       </w:r>
     </w:p>
-    <w:bookmarkEnd w:id="44"/>
-    <w:bookmarkStart w:id="45" w:name="limitations"/>
+    <w:bookmarkEnd w:id="47"/>
+    <w:bookmarkStart w:id="48" w:name="limitations"/>
     <w:p>
       <w:pPr>
         <w:pStyle w:val="Heading3"/>
@@ -1677,8 +1732,8 @@
         <w:t xml:space="preserve">This evaluation has several limitations. First, the retrospective simulation methodology does not capture the prospective improvement from Layer 2 appeal brief quality on actual appeal outcomes — the 97.5% submission-ready rate is a structural quality measure, not an outcome measure. A prospective clinical implementation study with appeal outcome tracking is needed to establish the causal link between brief quality and appeal win rates. Second, the training data for Layer 3 was drawn from a convenience sample of 11 payers across 4 MAC jurisdictions; payer-specific performance may vary substantially in jurisdictions with different LCD policies or commercial payer contract terms not represented in the training set. Third, the evaluation was conducted on historical claims data; payer behavior, LCD policy versions, and CPT code definitions are subject to change, requiring ongoing model retraining and policy engine updates.</w:t>
       </w:r>
     </w:p>
-    <w:bookmarkEnd w:id="45"/>
-    <w:bookmarkStart w:id="46" w:name="adsc-2026-compliance-considerations"/>
+    <w:bookmarkEnd w:id="48"/>
+    <w:bookmarkStart w:id="49" w:name="adsc-2026-compliance-considerations"/>
     <w:p>
       <w:pPr>
         <w:pStyle w:val="Heading3"/>
@@ -1695,8 +1750,8 @@
         <w:t xml:space="preserve">The Association of Diagnostic and Laboratory Sciences (ADSC) 2026 compliance requirements, which establish updated documentation standards for definitive UDS testing authorization, create both a compliance burden and an opportunity for ToxIQ. The Layer 1 policy engine’s rule encoding for ADSC 2026 documentation requirements positions ToxIQ-equipped laboratories to achieve compliance at claim creation rather than retroactively addressing ADSC-based denials. The Layer 1 update infrastructure — a 72-hour cycle from regulatory publication to deployed rule update — is designed to maintain compliance as ADSC and MAC LCD policies evolve.</w:t>
       </w:r>
     </w:p>
-    <w:bookmarkEnd w:id="46"/>
-    <w:bookmarkStart w:id="47" w:name="X6fa772d90aca6bf7c5cde3c1a526a95e066595a"/>
+    <w:bookmarkEnd w:id="49"/>
+    <w:bookmarkStart w:id="50" w:name="X6fa772d90aca6bf7c5cde3c1a526a95e066595a"/>
     <w:p>
       <w:pPr>
         <w:pStyle w:val="Heading3"/>
@@ -1713,8 +1768,8 @@
         <w:t xml:space="preserve">Independent toxicology laboratories serve populations — addiction medicine patients, chronic pain patients, SUD treatment program participants — who are disproportionately dependent on these facilities for access to monitoring services. The high denial rate documented for toxicology and molecular diagnostic claims [1] is not merely a financial problem; it is a sustainability problem for the organizations that serve these populations. A laboratory that cannot recover denied revenue for toxicology services may reduce testing frequency, discontinue unprofitable assays, or close — with direct access consequences for patients in SUD treatment. ToxIQ’s denial recovery capability therefore has implications beyond revenue optimization: it supports the operational sustainability of the independent laboratory infrastructure that serves vulnerable patient populations.</w:t>
       </w:r>
     </w:p>
-    <w:bookmarkEnd w:id="47"/>
-    <w:bookmarkStart w:id="48" w:name="future-directions"/>
+    <w:bookmarkEnd w:id="50"/>
+    <w:bookmarkStart w:id="51" w:name="future-directions"/>
     <w:p>
       <w:pPr>
         <w:pStyle w:val="Heading3"/>
@@ -1738,9 +1793,9 @@
         </w:pict>
       </w:r>
     </w:p>
-    <w:bookmarkEnd w:id="48"/>
-    <w:bookmarkEnd w:id="49"/>
-    <w:bookmarkStart w:id="50" w:name="conclusion"/>
+    <w:bookmarkEnd w:id="51"/>
+    <w:bookmarkEnd w:id="52"/>
+    <w:bookmarkStart w:id="53" w:name="conclusion"/>
     <w:p>
       <w:pPr>
         <w:pStyle w:val="Heading2"/>
@@ -1772,8 +1827,8 @@
         </w:pict>
       </w:r>
     </w:p>
-    <w:bookmarkEnd w:id="50"/>
-    <w:bookmarkStart w:id="51" w:name="references"/>
+    <w:bookmarkEnd w:id="53"/>
+    <w:bookmarkStart w:id="54" w:name="references"/>
     <w:p>
       <w:pPr>
         <w:pStyle w:val="Heading2"/>
@@ -2014,8 +2069,8 @@
         </w:pict>
       </w:r>
     </w:p>
-    <w:bookmarkEnd w:id="51"/>
-    <w:bookmarkStart w:id="52" w:name="correction-note"/>
+    <w:bookmarkEnd w:id="54"/>
+    <w:bookmarkStart w:id="55" w:name="correction-note"/>
     <w:p>
       <w:pPr>
         <w:pStyle w:val="Heading2"/>
@@ -2553,8 +2608,8 @@
         <w:t xml:space="preserve">— All reference numbers were reassigned sequentially (1–11) by order of first in-text appearance, and every in-text bracketed citation marker was updated to match. References never cited in the body with a bracket marker (CMS LCD, ASAM, Kang et al.) were placed at the end of the list in their original relative order, consistent with their treatment in the source draft.</w:t>
       </w:r>
     </w:p>
-    <w:bookmarkEnd w:id="52"/>
-    <w:bookmarkEnd w:id="53"/>
+    <w:bookmarkEnd w:id="55"/>
+    <w:bookmarkEnd w:id="56"/>
     <w:sectPr/>
   </w:body>
 </w:document>
